--- a/pr-preview/pr-58/Your-Book-Title.docx
+++ b/pr-preview/pr-58/Your-Book-Title.docx
@@ -2265,7 +2265,7 @@
         <w:t xml:space="preserve"> </w:t>
       </w:r>
       <w:r>
-        <w:t xml:space="preserve">fbdcb50</w:t>
+        <w:t xml:space="preserve">6669f36</w:t>
       </w:r>
     </w:p>
     <w:p>
@@ -2287,7 +2287,7 @@
         <w:t xml:space="preserve"> </w:t>
       </w:r>
       <w:r>
-        <w:t xml:space="preserve">fbdcb50b1c74bee7040b273910a8b72909ba3101</w:t>
+        <w:t xml:space="preserve">6669f36f68606fad349eb40d8e283d3cde1a388a</w:t>
       </w:r>
     </w:p>
     <w:p>
@@ -2309,7 +2309,7 @@
         <w:t xml:space="preserve"> </w:t>
       </w:r>
       <w:r>
-        <w:t xml:space="preserve">2026-09-14 18:05:21 -0700</w:t>
+        <w:t xml:space="preserve">2026-09-15 01:07:19 +0000</w:t>
       </w:r>
     </w:p>
     <w:p>

--- a/pr-preview/pr-58/Your-Book-Title.docx
+++ b/pr-preview/pr-58/Your-Book-Title.docx
@@ -2265,7 +2265,7 @@
         <w:t xml:space="preserve"> </w:t>
       </w:r>
       <w:r>
-        <w:t xml:space="preserve">6669f36</w:t>
+        <w:t xml:space="preserve">37f910d</w:t>
       </w:r>
     </w:p>
     <w:p>
@@ -2287,7 +2287,7 @@
         <w:t xml:space="preserve"> </w:t>
       </w:r>
       <w:r>
-        <w:t xml:space="preserve">6669f36f68606fad349eb40d8e283d3cde1a388a</w:t>
+        <w:t xml:space="preserve">37f910d34e72614a2287adccb1d93d983539adc8</w:t>
       </w:r>
     </w:p>
     <w:p>
@@ -2309,7 +2309,7 @@
         <w:t xml:space="preserve"> </w:t>
       </w:r>
       <w:r>
-        <w:t xml:space="preserve">2026-09-15 01:07:19 +0000</w:t>
+        <w:t xml:space="preserve">2026-09-15 01:09:10 +0000</w:t>
       </w:r>
     </w:p>
     <w:p>

--- a/pr-preview/pr-58/Your-Book-Title.docx
+++ b/pr-preview/pr-58/Your-Book-Title.docx
@@ -2265,7 +2265,7 @@
         <w:t xml:space="preserve"> </w:t>
       </w:r>
       <w:r>
-        <w:t xml:space="preserve">37f910d</w:t>
+        <w:t xml:space="preserve">440b91e</w:t>
       </w:r>
     </w:p>
     <w:p>
@@ -2287,7 +2287,7 @@
         <w:t xml:space="preserve"> </w:t>
       </w:r>
       <w:r>
-        <w:t xml:space="preserve">37f910d34e72614a2287adccb1d93d983539adc8</w:t>
+        <w:t xml:space="preserve">440b91ec48cf81ede88ae328afb3a77fb665b9ce</w:t>
       </w:r>
     </w:p>
     <w:p>
@@ -2309,7 +2309,7 @@
         <w:t xml:space="preserve"> </w:t>
       </w:r>
       <w:r>
-        <w:t xml:space="preserve">2026-09-15 01:09:10 +0000</w:t>
+        <w:t xml:space="preserve">2026-09-15 01:18:54 +0000</w:t>
       </w:r>
     </w:p>
     <w:p>

--- a/pr-preview/pr-58/Your-Book-Title.docx
+++ b/pr-preview/pr-58/Your-Book-Title.docx
@@ -2265,7 +2265,7 @@
         <w:t xml:space="preserve"> </w:t>
       </w:r>
       <w:r>
-        <w:t xml:space="preserve">440b91e</w:t>
+        <w:t xml:space="preserve">5c02b83</w:t>
       </w:r>
     </w:p>
     <w:p>
@@ -2287,7 +2287,7 @@
         <w:t xml:space="preserve"> </w:t>
       </w:r>
       <w:r>
-        <w:t xml:space="preserve">440b91ec48cf81ede88ae328afb3a77fb665b9ce</w:t>
+        <w:t xml:space="preserve">5c02b831866c40830c3e17426958de4bf626ddd4</w:t>
       </w:r>
     </w:p>
     <w:p>
@@ -2309,7 +2309,7 @@
         <w:t xml:space="preserve"> </w:t>
       </w:r>
       <w:r>
-        <w:t xml:space="preserve">2026-09-15 01:18:54 +0000</w:t>
+        <w:t xml:space="preserve">2026-09-15 02:13:43 +0000</w:t>
       </w:r>
     </w:p>
     <w:p>

--- a/pr-preview/pr-58/Your-Book-Title.docx
+++ b/pr-preview/pr-58/Your-Book-Title.docx
@@ -2265,7 +2265,7 @@
         <w:t xml:space="preserve"> </w:t>
       </w:r>
       <w:r>
-        <w:t xml:space="preserve">5c02b83</w:t>
+        <w:t xml:space="preserve">2cbb9e0</w:t>
       </w:r>
     </w:p>
     <w:p>
@@ -2287,7 +2287,7 @@
         <w:t xml:space="preserve"> </w:t>
       </w:r>
       <w:r>
-        <w:t xml:space="preserve">5c02b831866c40830c3e17426958de4bf626ddd4</w:t>
+        <w:t xml:space="preserve">2cbb9e05b8c99ea3ddcb39ab6b3e5ac62f67e614</w:t>
       </w:r>
     </w:p>
     <w:p>
@@ -2309,7 +2309,7 @@
         <w:t xml:space="preserve"> </w:t>
       </w:r>
       <w:r>
-        <w:t xml:space="preserve">2026-09-15 02:13:43 +0000</w:t>
+        <w:t xml:space="preserve">2026-09-15 02:19:33 +0000</w:t>
       </w:r>
     </w:p>
     <w:p>
